--- a/04.references/style-formal.docx
+++ b/04.references/style-formal.docx
@@ -1,6 +1,6 @@
 
 <file path=word/document.xml><?xml version="1.0" encoding="utf-8"?>
-<w:document xmlns:wpc="http://schemas.microsoft.com/office/word/2010/wordprocessingCanvas" xmlns:cx="http://schemas.microsoft.com/office/drawing/2014/chartex" xmlns:cx1="http://schemas.microsoft.com/office/drawing/2015/9/8/chartex" xmlns:cx2="http://schemas.microsoft.com/office/drawing/2015/10/21/chartex" xmlns:cx3="http://schemas.microsoft.com/office/drawing/2016/5/9/chartex" xmlns:cx4="http://schemas.microsoft.com/office/drawing/2016/5/10/chartex" xmlns:cx5="http://schemas.microsoft.com/office/drawing/2016/5/11/chartex" xmlns:cx6="http://schemas.microsoft.com/office/drawing/2016/5/12/chartex" xmlns:cx7="http://schemas.microsoft.com/office/drawing/2016/5/13/chartex" xmlns:cx8="http://schemas.microsoft.com/office/drawing/2016/5/14/chartex" xmlns:mc="http://schemas.openxmlformats.org/markup-compatibility/2006" xmlns:m="http://schemas.openxmlformats.org/officeDocument/2006/math" xmlns:aink="http://schemas.microsoft.com/office/drawing/2016/ink" xmlns:am3d="http://schemas.microsoft.com/office/drawing/2017/model3d" xmlns:oel="http://schemas.microsoft.com/office/2019/extlst" xmlns:r="http://schemas.openxmlformats.org/officeDocument/2006/relationships" xmlns:wp14="http://schemas.microsoft.com/office/word/2010/wordprocessingDrawing" xmlns:wp="http://schemas.openxmlformats.org/drawingml/2006/wordprocessingDrawing" xmlns:wpg="http://schemas.microsoft.com/office/word/2010/wordprocessingGroup" xmlns:wpi="http://schemas.microsoft.com/office/word/2010/wordprocessingInk" xmlns:wps="http://schemas.microsoft.com/office/word/2010/wordprocessingShape" xmlns:o="urn:schemas-microsoft-com:office:office" xmlns:v="urn:schemas-microsoft-com:vml" xmlns:w10="urn:schemas-microsoft-com:office:word" xmlns:w="http://schemas.openxmlformats.org/wordprocessingml/2006/main" xmlns:w14="http://schemas.microsoft.com/office/word/2010/wordml" xmlns:w15="http://schemas.microsoft.com/office/word/2012/wordml" xmlns:w16cex="http://schemas.microsoft.com/office/word/2018/wordml/cex" xmlns:w16cid="http://schemas.microsoft.com/office/word/2016/wordml/cid" xmlns:w16="http://schemas.microsoft.com/office/word/2018/wordml" xmlns:w16sdtdh="http://schemas.microsoft.com/office/word/2020/wordml/sdtdatahash" xmlns:w16sdtfl="http://schemas.microsoft.com/office/word/2024/wordml/sdtformatlock" xmlns:w16se="http://schemas.microsoft.com/office/word/2015/wordml/symex" xmlns:w16du="http://schemas.microsoft.com/office/word/2023/wordml/word16du" xmlns:wne="http://schemas.microsoft.com/office/word/2006/wordml" mc:Ignorable="w14 w15 w16se w16cid w16 w16cex w16sdtdh w16sdtfl w16du wp14">
+<w:document xmlns:wpc="http://schemas.microsoft.com/office/word/2010/wordprocessingCanvas" xmlns:cx="http://schemas.microsoft.com/office/drawing/2014/chartex" xmlns:cx1="http://schemas.microsoft.com/office/drawing/2015/9/8/chartex" xmlns:cx2="http://schemas.microsoft.com/office/drawing/2015/10/21/chartex" xmlns:cx3="http://schemas.microsoft.com/office/drawing/2016/5/9/chartex" xmlns:cx4="http://schemas.microsoft.com/office/drawing/2016/5/10/chartex" xmlns:cx5="http://schemas.microsoft.com/office/drawing/2016/5/11/chartex" xmlns:cx6="http://schemas.microsoft.com/office/drawing/2016/5/12/chartex" xmlns:cx7="http://schemas.microsoft.com/office/drawing/2016/5/13/chartex" xmlns:cx8="http://schemas.microsoft.com/office/drawing/2016/5/14/chartex" xmlns:mc="http://schemas.openxmlformats.org/markup-compatibility/2006" xmlns:m="http://schemas.openxmlformats.org/officeDocument/2006/math" xmlns:aink="http://schemas.microsoft.com/office/drawing/2016/ink" xmlns:am3d="http://schemas.microsoft.com/office/drawing/2017/model3d" xmlns:oel="http://schemas.microsoft.com/office/2019/extlst" xmlns:r="http://schemas.openxmlformats.org/officeDocument/2006/relationships" xmlns:wp14="http://schemas.microsoft.com/office/word/2010/wordprocessingDrawing" xmlns:wp="http://schemas.openxmlformats.org/drawingml/2006/wordprocessingDrawing" xmlns:wpg="http://schemas.microsoft.com/office/word/2010/wordprocessingGroup" xmlns:wpi="http://schemas.microsoft.com/office/word/2010/wordprocessingInk" xmlns:wps="http://schemas.microsoft.com/office/word/2010/wordprocessingShape" xmlns:o="urn:schemas-microsoft-com:office:office" xmlns:v="urn:schemas-microsoft-com:vml" xmlns:w10="urn:schemas-microsoft-com:office:word" xmlns:w="http://schemas.openxmlformats.org/wordprocessingml/2006/main" xmlns:w14="http://schemas.microsoft.com/office/word/2010/wordml" xmlns:w15="http://schemas.microsoft.com/office/word/2012/wordml" xmlns:w16cei="http://schemas.microsoft.com/office/word/2026/wordml/cei" xmlns:w16cex="http://schemas.microsoft.com/office/word/2018/wordml/cex" xmlns:w16cid="http://schemas.microsoft.com/office/word/2016/wordml/cid" xmlns:w16="http://schemas.microsoft.com/office/word/2018/wordml" xmlns:w16sdtdh="http://schemas.microsoft.com/office/word/2020/wordml/sdtdatahash" xmlns:w16sdtfl="http://schemas.microsoft.com/office/word/2024/wordml/sdtformatlock" xmlns:w16se="http://schemas.microsoft.com/office/word/2015/wordml/symex" xmlns:w16du="http://schemas.microsoft.com/office/word/2023/wordml/word16du" xmlns:wne="http://schemas.microsoft.com/office/word/2006/wordml" mc:Ignorable="w14 w15 w16se w16cid w16 w16cex w16sdtdh w16sdtfl w16du wp14">
   <w:body>
     <w:p>
       <w:pPr>
@@ -296,9 +296,11 @@
     </w:p>
     <w:p>
       <w:pPr>
-        <w:pStyle w:val="AbstractTitle"/>
+        <w:pStyle w:val="Author"/>
         <w:rPr>
           <w:rStyle w:val="BookTitle"/>
+          <w:i w:val="0"/>
+          <w:iCs w:val="0"/>
         </w:rPr>
       </w:pPr>
       <w:bookmarkStart w:id="0" w:name="_heading=h.ixr79znnwfqy" w:colFirst="0" w:colLast="0"/>
@@ -818,15 +820,7 @@
         <w:pStyle w:val="BodyText"/>
       </w:pPr>
       <w:r>
-        <w:t xml:space="preserve">Fusing SAR and optical data </w:t>
-      </w:r>
-      <w:proofErr w:type="gramStart"/>
-      <w:r>
-        <w:t>exploits</w:t>
-      </w:r>
-      <w:proofErr w:type="gramEnd"/>
-      <w:r>
-        <w:t xml:space="preserve"> their complementarity. Pixel-level stacking, decision-level fusion, and machine learning classifiers trained on combined feature spaces consistently outperform single-source models, with reported accuracies of 85 to 95 percent for wetland classes (Amani et al., 2019; Whyte et al., 2018). Xu et al. (2025) mapped surface water dynamics across East Africa at 10 m resolution by integrating Sentinel-1 and Sentinel-2 time series. </w:t>
+        <w:t xml:space="preserve">Fusing SAR and optical data exploits their complementarity. Pixel-level stacking, decision-level fusion, and machine learning classifiers trained on combined feature spaces consistently outperform single-source models, with reported accuracies of 85 to 95 percent for wetland classes (Amani et al., 2019; Whyte et al., 2018). Xu et al. (2025) mapped surface water dynamics across East Africa at 10 m resolution by integrating Sentinel-1 and Sentinel-2 time series. </w:t>
       </w:r>
       <w:proofErr w:type="spellStart"/>
       <w:r>
@@ -8374,7 +8368,7 @@
 </file>
 
 <file path=word/endnotes.xml><?xml version="1.0" encoding="utf-8"?>
-<w:endnotes xmlns:wpc="http://schemas.microsoft.com/office/word/2010/wordprocessingCanvas" xmlns:cx="http://schemas.microsoft.com/office/drawing/2014/chartex" xmlns:cx1="http://schemas.microsoft.com/office/drawing/2015/9/8/chartex" xmlns:cx2="http://schemas.microsoft.com/office/drawing/2015/10/21/chartex" xmlns:cx3="http://schemas.microsoft.com/office/drawing/2016/5/9/chartex" xmlns:cx4="http://schemas.microsoft.com/office/drawing/2016/5/10/chartex" xmlns:cx5="http://schemas.microsoft.com/office/drawing/2016/5/11/chartex" xmlns:cx6="http://schemas.microsoft.com/office/drawing/2016/5/12/chartex" xmlns:cx7="http://schemas.microsoft.com/office/drawing/2016/5/13/chartex" xmlns:cx8="http://schemas.microsoft.com/office/drawing/2016/5/14/chartex" xmlns:mc="http://schemas.openxmlformats.org/markup-compatibility/2006" xmlns:m="http://schemas.openxmlformats.org/officeDocument/2006/math" xmlns:aink="http://schemas.microsoft.com/office/drawing/2016/ink" xmlns:am3d="http://schemas.microsoft.com/office/drawing/2017/model3d" xmlns:oel="http://schemas.microsoft.com/office/2019/extlst" xmlns:r="http://schemas.openxmlformats.org/officeDocument/2006/relationships" xmlns:wp14="http://schemas.microsoft.com/office/word/2010/wordprocessingDrawing" xmlns:wp="http://schemas.openxmlformats.org/drawingml/2006/wordprocessingDrawing" xmlns:wpg="http://schemas.microsoft.com/office/word/2010/wordprocessingGroup" xmlns:wpi="http://schemas.microsoft.com/office/word/2010/wordprocessingInk" xmlns:wps="http://schemas.microsoft.com/office/word/2010/wordprocessingShape" xmlns:o="urn:schemas-microsoft-com:office:office" xmlns:v="urn:schemas-microsoft-com:vml" xmlns:w10="urn:schemas-microsoft-com:office:word" xmlns:w="http://schemas.openxmlformats.org/wordprocessingml/2006/main" xmlns:w14="http://schemas.microsoft.com/office/word/2010/wordml" xmlns:w15="http://schemas.microsoft.com/office/word/2012/wordml" xmlns:w16cex="http://schemas.microsoft.com/office/word/2018/wordml/cex" xmlns:w16cid="http://schemas.microsoft.com/office/word/2016/wordml/cid" xmlns:w16="http://schemas.microsoft.com/office/word/2018/wordml" xmlns:w16sdtdh="http://schemas.microsoft.com/office/word/2020/wordml/sdtdatahash" xmlns:w16sdtfl="http://schemas.microsoft.com/office/word/2024/wordml/sdtformatlock" xmlns:w16se="http://schemas.microsoft.com/office/word/2015/wordml/symex" xmlns:w16du="http://schemas.microsoft.com/office/word/2023/wordml/word16du" xmlns:wne="http://schemas.microsoft.com/office/word/2006/wordml" mc:Ignorable="w14 w15 w16se w16cid w16 w16cex w16sdtdh w16sdtfl w16du wp14">
+<w:endnotes xmlns:wpc="http://schemas.microsoft.com/office/word/2010/wordprocessingCanvas" xmlns:cx="http://schemas.microsoft.com/office/drawing/2014/chartex" xmlns:cx1="http://schemas.microsoft.com/office/drawing/2015/9/8/chartex" xmlns:cx2="http://schemas.microsoft.com/office/drawing/2015/10/21/chartex" xmlns:cx3="http://schemas.microsoft.com/office/drawing/2016/5/9/chartex" xmlns:cx4="http://schemas.microsoft.com/office/drawing/2016/5/10/chartex" xmlns:cx5="http://schemas.microsoft.com/office/drawing/2016/5/11/chartex" xmlns:cx6="http://schemas.microsoft.com/office/drawing/2016/5/12/chartex" xmlns:cx7="http://schemas.microsoft.com/office/drawing/2016/5/13/chartex" xmlns:cx8="http://schemas.microsoft.com/office/drawing/2016/5/14/chartex" xmlns:mc="http://schemas.openxmlformats.org/markup-compatibility/2006" xmlns:m="http://schemas.openxmlformats.org/officeDocument/2006/math" xmlns:aink="http://schemas.microsoft.com/office/drawing/2016/ink" xmlns:am3d="http://schemas.microsoft.com/office/drawing/2017/model3d" xmlns:oel="http://schemas.microsoft.com/office/2019/extlst" xmlns:r="http://schemas.openxmlformats.org/officeDocument/2006/relationships" xmlns:wp14="http://schemas.microsoft.com/office/word/2010/wordprocessingDrawing" xmlns:wp="http://schemas.openxmlformats.org/drawingml/2006/wordprocessingDrawing" xmlns:wpg="http://schemas.microsoft.com/office/word/2010/wordprocessingGroup" xmlns:wpi="http://schemas.microsoft.com/office/word/2010/wordprocessingInk" xmlns:wps="http://schemas.microsoft.com/office/word/2010/wordprocessingShape" xmlns:o="urn:schemas-microsoft-com:office:office" xmlns:v="urn:schemas-microsoft-com:vml" xmlns:w10="urn:schemas-microsoft-com:office:word" xmlns:w="http://schemas.openxmlformats.org/wordprocessingml/2006/main" xmlns:w14="http://schemas.microsoft.com/office/word/2010/wordml" xmlns:w15="http://schemas.microsoft.com/office/word/2012/wordml" xmlns:w16cei="http://schemas.microsoft.com/office/word/2026/wordml/cei" xmlns:w16cex="http://schemas.microsoft.com/office/word/2018/wordml/cex" xmlns:w16cid="http://schemas.microsoft.com/office/word/2016/wordml/cid" xmlns:w16="http://schemas.microsoft.com/office/word/2018/wordml" xmlns:w16sdtdh="http://schemas.microsoft.com/office/word/2020/wordml/sdtdatahash" xmlns:w16sdtfl="http://schemas.microsoft.com/office/word/2024/wordml/sdtformatlock" xmlns:w16se="http://schemas.microsoft.com/office/word/2015/wordml/symex" xmlns:w16du="http://schemas.microsoft.com/office/word/2023/wordml/word16du" xmlns:wne="http://schemas.microsoft.com/office/word/2006/wordml" mc:Ignorable="w14 w15 w16se w16cid w16 w16cex w16sdtdh w16sdtfl w16du wp14">
   <w:endnote w:type="separator" w:id="-1">
     <w:p>
       <w:pPr>
@@ -8399,7 +8393,7 @@
 </file>
 
 <file path=word/footer1.xml><?xml version="1.0" encoding="utf-8"?>
-<w:ftr xmlns:wpc="http://schemas.microsoft.com/office/word/2010/wordprocessingCanvas" xmlns:cx="http://schemas.microsoft.com/office/drawing/2014/chartex" xmlns:cx1="http://schemas.microsoft.com/office/drawing/2015/9/8/chartex" xmlns:cx2="http://schemas.microsoft.com/office/drawing/2015/10/21/chartex" xmlns:cx3="http://schemas.microsoft.com/office/drawing/2016/5/9/chartex" xmlns:cx4="http://schemas.microsoft.com/office/drawing/2016/5/10/chartex" xmlns:cx5="http://schemas.microsoft.com/office/drawing/2016/5/11/chartex" xmlns:cx6="http://schemas.microsoft.com/office/drawing/2016/5/12/chartex" xmlns:cx7="http://schemas.microsoft.com/office/drawing/2016/5/13/chartex" xmlns:cx8="http://schemas.microsoft.com/office/drawing/2016/5/14/chartex" xmlns:mc="http://schemas.openxmlformats.org/markup-compatibility/2006" xmlns:m="http://schemas.openxmlformats.org/officeDocument/2006/math" xmlns:aink="http://schemas.microsoft.com/office/drawing/2016/ink" xmlns:am3d="http://schemas.microsoft.com/office/drawing/2017/model3d" xmlns:oel="http://schemas.microsoft.com/office/2019/extlst" xmlns:r="http://schemas.openxmlformats.org/officeDocument/2006/relationships" xmlns:wp14="http://schemas.microsoft.com/office/word/2010/wordprocessingDrawing" xmlns:wp="http://schemas.openxmlformats.org/drawingml/2006/wordprocessingDrawing" xmlns:wpg="http://schemas.microsoft.com/office/word/2010/wordprocessingGroup" xmlns:wpi="http://schemas.microsoft.com/office/word/2010/wordprocessingInk" xmlns:wps="http://schemas.microsoft.com/office/word/2010/wordprocessingShape" xmlns:o="urn:schemas-microsoft-com:office:office" xmlns:v="urn:schemas-microsoft-com:vml" xmlns:w10="urn:schemas-microsoft-com:office:word" xmlns:w="http://schemas.openxmlformats.org/wordprocessingml/2006/main" xmlns:w14="http://schemas.microsoft.com/office/word/2010/wordml" xmlns:w15="http://schemas.microsoft.com/office/word/2012/wordml" xmlns:w16cex="http://schemas.microsoft.com/office/word/2018/wordml/cex" xmlns:w16cid="http://schemas.microsoft.com/office/word/2016/wordml/cid" xmlns:w16="http://schemas.microsoft.com/office/word/2018/wordml" xmlns:w16sdtdh="http://schemas.microsoft.com/office/word/2020/wordml/sdtdatahash" xmlns:w16sdtfl="http://schemas.microsoft.com/office/word/2024/wordml/sdtformatlock" xmlns:w16se="http://schemas.microsoft.com/office/word/2015/wordml/symex" xmlns:w16du="http://schemas.microsoft.com/office/word/2023/wordml/word16du" xmlns:wne="http://schemas.microsoft.com/office/word/2006/wordml" mc:Ignorable="w14 w15 w16se w16cid w16 w16cex w16sdtdh w16sdtfl w16du wp14">
+<w:ftr xmlns:wpc="http://schemas.microsoft.com/office/word/2010/wordprocessingCanvas" xmlns:cx="http://schemas.microsoft.com/office/drawing/2014/chartex" xmlns:cx1="http://schemas.microsoft.com/office/drawing/2015/9/8/chartex" xmlns:cx2="http://schemas.microsoft.com/office/drawing/2015/10/21/chartex" xmlns:cx3="http://schemas.microsoft.com/office/drawing/2016/5/9/chartex" xmlns:cx4="http://schemas.microsoft.com/office/drawing/2016/5/10/chartex" xmlns:cx5="http://schemas.microsoft.com/office/drawing/2016/5/11/chartex" xmlns:cx6="http://schemas.microsoft.com/office/drawing/2016/5/12/chartex" xmlns:cx7="http://schemas.microsoft.com/office/drawing/2016/5/13/chartex" xmlns:cx8="http://schemas.microsoft.com/office/drawing/2016/5/14/chartex" xmlns:mc="http://schemas.openxmlformats.org/markup-compatibility/2006" xmlns:m="http://schemas.openxmlformats.org/officeDocument/2006/math" xmlns:aink="http://schemas.microsoft.com/office/drawing/2016/ink" xmlns:am3d="http://schemas.microsoft.com/office/drawing/2017/model3d" xmlns:oel="http://schemas.microsoft.com/office/2019/extlst" xmlns:r="http://schemas.openxmlformats.org/officeDocument/2006/relationships" xmlns:wp14="http://schemas.microsoft.com/office/word/2010/wordprocessingDrawing" xmlns:wp="http://schemas.openxmlformats.org/drawingml/2006/wordprocessingDrawing" xmlns:wpg="http://schemas.microsoft.com/office/word/2010/wordprocessingGroup" xmlns:wpi="http://schemas.microsoft.com/office/word/2010/wordprocessingInk" xmlns:wps="http://schemas.microsoft.com/office/word/2010/wordprocessingShape" xmlns:o="urn:schemas-microsoft-com:office:office" xmlns:v="urn:schemas-microsoft-com:vml" xmlns:w10="urn:schemas-microsoft-com:office:word" xmlns:w="http://schemas.openxmlformats.org/wordprocessingml/2006/main" xmlns:w14="http://schemas.microsoft.com/office/word/2010/wordml" xmlns:w15="http://schemas.microsoft.com/office/word/2012/wordml" xmlns:w16cei="http://schemas.microsoft.com/office/word/2026/wordml/cei" xmlns:w16cex="http://schemas.microsoft.com/office/word/2018/wordml/cex" xmlns:w16cid="http://schemas.microsoft.com/office/word/2016/wordml/cid" xmlns:w16="http://schemas.microsoft.com/office/word/2018/wordml" xmlns:w16sdtdh="http://schemas.microsoft.com/office/word/2020/wordml/sdtdatahash" xmlns:w16sdtfl="http://schemas.microsoft.com/office/word/2024/wordml/sdtformatlock" xmlns:w16se="http://schemas.microsoft.com/office/word/2015/wordml/symex" xmlns:w16du="http://schemas.microsoft.com/office/word/2023/wordml/word16du" xmlns:wne="http://schemas.microsoft.com/office/word/2006/wordml" mc:Ignorable="w14 w15 w16se w16cid w16 w16cex w16sdtdh w16sdtfl w16du wp14">
   <w:p>
     <w:pPr>
       <w:jc w:val="right"/>
@@ -8427,13 +8421,13 @@
 </file>
 
 <file path=word/footer2.xml><?xml version="1.0" encoding="utf-8"?>
-<w:ftr xmlns:wpc="http://schemas.microsoft.com/office/word/2010/wordprocessingCanvas" xmlns:cx="http://schemas.microsoft.com/office/drawing/2014/chartex" xmlns:cx1="http://schemas.microsoft.com/office/drawing/2015/9/8/chartex" xmlns:cx2="http://schemas.microsoft.com/office/drawing/2015/10/21/chartex" xmlns:cx3="http://schemas.microsoft.com/office/drawing/2016/5/9/chartex" xmlns:cx4="http://schemas.microsoft.com/office/drawing/2016/5/10/chartex" xmlns:cx5="http://schemas.microsoft.com/office/drawing/2016/5/11/chartex" xmlns:cx6="http://schemas.microsoft.com/office/drawing/2016/5/12/chartex" xmlns:cx7="http://schemas.microsoft.com/office/drawing/2016/5/13/chartex" xmlns:cx8="http://schemas.microsoft.com/office/drawing/2016/5/14/chartex" xmlns:mc="http://schemas.openxmlformats.org/markup-compatibility/2006" xmlns:m="http://schemas.openxmlformats.org/officeDocument/2006/math" xmlns:aink="http://schemas.microsoft.com/office/drawing/2016/ink" xmlns:am3d="http://schemas.microsoft.com/office/drawing/2017/model3d" xmlns:oel="http://schemas.microsoft.com/office/2019/extlst" xmlns:r="http://schemas.openxmlformats.org/officeDocument/2006/relationships" xmlns:wp14="http://schemas.microsoft.com/office/word/2010/wordprocessingDrawing" xmlns:wp="http://schemas.openxmlformats.org/drawingml/2006/wordprocessingDrawing" xmlns:wpg="http://schemas.microsoft.com/office/word/2010/wordprocessingGroup" xmlns:wpi="http://schemas.microsoft.com/office/word/2010/wordprocessingInk" xmlns:wps="http://schemas.microsoft.com/office/word/2010/wordprocessingShape" xmlns:o="urn:schemas-microsoft-com:office:office" xmlns:v="urn:schemas-microsoft-com:vml" xmlns:w10="urn:schemas-microsoft-com:office:word" xmlns:w="http://schemas.openxmlformats.org/wordprocessingml/2006/main" xmlns:w14="http://schemas.microsoft.com/office/word/2010/wordml" xmlns:w15="http://schemas.microsoft.com/office/word/2012/wordml" xmlns:w16cex="http://schemas.microsoft.com/office/word/2018/wordml/cex" xmlns:w16cid="http://schemas.microsoft.com/office/word/2016/wordml/cid" xmlns:w16="http://schemas.microsoft.com/office/word/2018/wordml" xmlns:w16sdtdh="http://schemas.microsoft.com/office/word/2020/wordml/sdtdatahash" xmlns:w16sdtfl="http://schemas.microsoft.com/office/word/2024/wordml/sdtformatlock" xmlns:w16se="http://schemas.microsoft.com/office/word/2015/wordml/symex" xmlns:w16du="http://schemas.microsoft.com/office/word/2023/wordml/word16du" xmlns:wne="http://schemas.microsoft.com/office/word/2006/wordml" mc:Ignorable="w14 w15 w16se w16cid w16 w16cex w16sdtdh w16sdtfl w16du wp14">
+<w:ftr xmlns:wpc="http://schemas.microsoft.com/office/word/2010/wordprocessingCanvas" xmlns:cx="http://schemas.microsoft.com/office/drawing/2014/chartex" xmlns:cx1="http://schemas.microsoft.com/office/drawing/2015/9/8/chartex" xmlns:cx2="http://schemas.microsoft.com/office/drawing/2015/10/21/chartex" xmlns:cx3="http://schemas.microsoft.com/office/drawing/2016/5/9/chartex" xmlns:cx4="http://schemas.microsoft.com/office/drawing/2016/5/10/chartex" xmlns:cx5="http://schemas.microsoft.com/office/drawing/2016/5/11/chartex" xmlns:cx6="http://schemas.microsoft.com/office/drawing/2016/5/12/chartex" xmlns:cx7="http://schemas.microsoft.com/office/drawing/2016/5/13/chartex" xmlns:cx8="http://schemas.microsoft.com/office/drawing/2016/5/14/chartex" xmlns:mc="http://schemas.openxmlformats.org/markup-compatibility/2006" xmlns:m="http://schemas.openxmlformats.org/officeDocument/2006/math" xmlns:aink="http://schemas.microsoft.com/office/drawing/2016/ink" xmlns:am3d="http://schemas.microsoft.com/office/drawing/2017/model3d" xmlns:oel="http://schemas.microsoft.com/office/2019/extlst" xmlns:r="http://schemas.openxmlformats.org/officeDocument/2006/relationships" xmlns:wp14="http://schemas.microsoft.com/office/word/2010/wordprocessingDrawing" xmlns:wp="http://schemas.openxmlformats.org/drawingml/2006/wordprocessingDrawing" xmlns:wpg="http://schemas.microsoft.com/office/word/2010/wordprocessingGroup" xmlns:wpi="http://schemas.microsoft.com/office/word/2010/wordprocessingInk" xmlns:wps="http://schemas.microsoft.com/office/word/2010/wordprocessingShape" xmlns:o="urn:schemas-microsoft-com:office:office" xmlns:v="urn:schemas-microsoft-com:vml" xmlns:w10="urn:schemas-microsoft-com:office:word" xmlns:w="http://schemas.openxmlformats.org/wordprocessingml/2006/main" xmlns:w14="http://schemas.microsoft.com/office/word/2010/wordml" xmlns:w15="http://schemas.microsoft.com/office/word/2012/wordml" xmlns:w16cei="http://schemas.microsoft.com/office/word/2026/wordml/cei" xmlns:w16cex="http://schemas.microsoft.com/office/word/2018/wordml/cex" xmlns:w16cid="http://schemas.microsoft.com/office/word/2016/wordml/cid" xmlns:w16="http://schemas.microsoft.com/office/word/2018/wordml" xmlns:w16sdtdh="http://schemas.microsoft.com/office/word/2020/wordml/sdtdatahash" xmlns:w16sdtfl="http://schemas.microsoft.com/office/word/2024/wordml/sdtformatlock" xmlns:w16se="http://schemas.microsoft.com/office/word/2015/wordml/symex" xmlns:w16du="http://schemas.microsoft.com/office/word/2023/wordml/word16du" xmlns:wne="http://schemas.microsoft.com/office/word/2006/wordml" mc:Ignorable="w14 w15 w16se w16cid w16 w16cex w16sdtdh w16sdtfl w16du wp14">
   <w:p/>
 </w:ftr>
 </file>
 
 <file path=word/footnotes.xml><?xml version="1.0" encoding="utf-8"?>
-<w:footnotes xmlns:wpc="http://schemas.microsoft.com/office/word/2010/wordprocessingCanvas" xmlns:cx="http://schemas.microsoft.com/office/drawing/2014/chartex" xmlns:cx1="http://schemas.microsoft.com/office/drawing/2015/9/8/chartex" xmlns:cx2="http://schemas.microsoft.com/office/drawing/2015/10/21/chartex" xmlns:cx3="http://schemas.microsoft.com/office/drawing/2016/5/9/chartex" xmlns:cx4="http://schemas.microsoft.com/office/drawing/2016/5/10/chartex" xmlns:cx5="http://schemas.microsoft.com/office/drawing/2016/5/11/chartex" xmlns:cx6="http://schemas.microsoft.com/office/drawing/2016/5/12/chartex" xmlns:cx7="http://schemas.microsoft.com/office/drawing/2016/5/13/chartex" xmlns:cx8="http://schemas.microsoft.com/office/drawing/2016/5/14/chartex" xmlns:mc="http://schemas.openxmlformats.org/markup-compatibility/2006" xmlns:m="http://schemas.openxmlformats.org/officeDocument/2006/math" xmlns:aink="http://schemas.microsoft.com/office/drawing/2016/ink" xmlns:am3d="http://schemas.microsoft.com/office/drawing/2017/model3d" xmlns:oel="http://schemas.microsoft.com/office/2019/extlst" xmlns:r="http://schemas.openxmlformats.org/officeDocument/2006/relationships" xmlns:wp14="http://schemas.microsoft.com/office/word/2010/wordprocessingDrawing" xmlns:wp="http://schemas.openxmlformats.org/drawingml/2006/wordprocessingDrawing" xmlns:wpg="http://schemas.microsoft.com/office/word/2010/wordprocessingGroup" xmlns:wpi="http://schemas.microsoft.com/office/word/2010/wordprocessingInk" xmlns:wps="http://schemas.microsoft.com/office/word/2010/wordprocessingShape" xmlns:o="urn:schemas-microsoft-com:office:office" xmlns:v="urn:schemas-microsoft-com:vml" xmlns:w10="urn:schemas-microsoft-com:office:word" xmlns:w="http://schemas.openxmlformats.org/wordprocessingml/2006/main" xmlns:w14="http://schemas.microsoft.com/office/word/2010/wordml" xmlns:w15="http://schemas.microsoft.com/office/word/2012/wordml" xmlns:w16cex="http://schemas.microsoft.com/office/word/2018/wordml/cex" xmlns:w16cid="http://schemas.microsoft.com/office/word/2016/wordml/cid" xmlns:w16="http://schemas.microsoft.com/office/word/2018/wordml" xmlns:w16sdtdh="http://schemas.microsoft.com/office/word/2020/wordml/sdtdatahash" xmlns:w16sdtfl="http://schemas.microsoft.com/office/word/2024/wordml/sdtformatlock" xmlns:w16se="http://schemas.microsoft.com/office/word/2015/wordml/symex" xmlns:w16du="http://schemas.microsoft.com/office/word/2023/wordml/word16du" xmlns:wne="http://schemas.microsoft.com/office/word/2006/wordml" mc:Ignorable="w14 w15 w16se w16cid w16 w16cex w16sdtdh w16sdtfl w16du wp14">
+<w:footnotes xmlns:wpc="http://schemas.microsoft.com/office/word/2010/wordprocessingCanvas" xmlns:cx="http://schemas.microsoft.com/office/drawing/2014/chartex" xmlns:cx1="http://schemas.microsoft.com/office/drawing/2015/9/8/chartex" xmlns:cx2="http://schemas.microsoft.com/office/drawing/2015/10/21/chartex" xmlns:cx3="http://schemas.microsoft.com/office/drawing/2016/5/9/chartex" xmlns:cx4="http://schemas.microsoft.com/office/drawing/2016/5/10/chartex" xmlns:cx5="http://schemas.microsoft.com/office/drawing/2016/5/11/chartex" xmlns:cx6="http://schemas.microsoft.com/office/drawing/2016/5/12/chartex" xmlns:cx7="http://schemas.microsoft.com/office/drawing/2016/5/13/chartex" xmlns:cx8="http://schemas.microsoft.com/office/drawing/2016/5/14/chartex" xmlns:mc="http://schemas.openxmlformats.org/markup-compatibility/2006" xmlns:m="http://schemas.openxmlformats.org/officeDocument/2006/math" xmlns:aink="http://schemas.microsoft.com/office/drawing/2016/ink" xmlns:am3d="http://schemas.microsoft.com/office/drawing/2017/model3d" xmlns:oel="http://schemas.microsoft.com/office/2019/extlst" xmlns:r="http://schemas.openxmlformats.org/officeDocument/2006/relationships" xmlns:wp14="http://schemas.microsoft.com/office/word/2010/wordprocessingDrawing" xmlns:wp="http://schemas.openxmlformats.org/drawingml/2006/wordprocessingDrawing" xmlns:wpg="http://schemas.microsoft.com/office/word/2010/wordprocessingGroup" xmlns:wpi="http://schemas.microsoft.com/office/word/2010/wordprocessingInk" xmlns:wps="http://schemas.microsoft.com/office/word/2010/wordprocessingShape" xmlns:o="urn:schemas-microsoft-com:office:office" xmlns:v="urn:schemas-microsoft-com:vml" xmlns:w10="urn:schemas-microsoft-com:office:word" xmlns:w="http://schemas.openxmlformats.org/wordprocessingml/2006/main" xmlns:w14="http://schemas.microsoft.com/office/word/2010/wordml" xmlns:w15="http://schemas.microsoft.com/office/word/2012/wordml" xmlns:w16cei="http://schemas.microsoft.com/office/word/2026/wordml/cei" xmlns:w16cex="http://schemas.microsoft.com/office/word/2018/wordml/cex" xmlns:w16cid="http://schemas.microsoft.com/office/word/2016/wordml/cid" xmlns:w16="http://schemas.microsoft.com/office/word/2018/wordml" xmlns:w16sdtdh="http://schemas.microsoft.com/office/word/2020/wordml/sdtdatahash" xmlns:w16sdtfl="http://schemas.microsoft.com/office/word/2024/wordml/sdtformatlock" xmlns:w16se="http://schemas.microsoft.com/office/word/2015/wordml/symex" xmlns:w16du="http://schemas.microsoft.com/office/word/2023/wordml/word16du" xmlns:wne="http://schemas.microsoft.com/office/word/2006/wordml" mc:Ignorable="w14 w15 w16se w16cid w16 w16cex w16sdtdh w16sdtfl w16du wp14">
   <w:footnote w:type="separator" w:id="-1">
     <w:p>
       <w:pPr>
@@ -8458,7 +8452,7 @@
 </file>
 
 <file path=word/numbering.xml><?xml version="1.0" encoding="utf-8"?>
-<w:numbering xmlns:wpc="http://schemas.microsoft.com/office/word/2010/wordprocessingCanvas" xmlns:cx="http://schemas.microsoft.com/office/drawing/2014/chartex" xmlns:cx1="http://schemas.microsoft.com/office/drawing/2015/9/8/chartex" xmlns:cx2="http://schemas.microsoft.com/office/drawing/2015/10/21/chartex" xmlns:cx3="http://schemas.microsoft.com/office/drawing/2016/5/9/chartex" xmlns:cx4="http://schemas.microsoft.com/office/drawing/2016/5/10/chartex" xmlns:cx5="http://schemas.microsoft.com/office/drawing/2016/5/11/chartex" xmlns:cx6="http://schemas.microsoft.com/office/drawing/2016/5/12/chartex" xmlns:cx7="http://schemas.microsoft.com/office/drawing/2016/5/13/chartex" xmlns:cx8="http://schemas.microsoft.com/office/drawing/2016/5/14/chartex" xmlns:mc="http://schemas.openxmlformats.org/markup-compatibility/2006" xmlns:m="http://schemas.openxmlformats.org/officeDocument/2006/math" xmlns:aink="http://schemas.microsoft.com/office/drawing/2016/ink" xmlns:am3d="http://schemas.microsoft.com/office/drawing/2017/model3d" xmlns:oel="http://schemas.microsoft.com/office/2019/extlst" xmlns:r="http://schemas.openxmlformats.org/officeDocument/2006/relationships" xmlns:wp14="http://schemas.microsoft.com/office/word/2010/wordprocessingDrawing" xmlns:wp="http://schemas.openxmlformats.org/drawingml/2006/wordprocessingDrawing" xmlns:wpg="http://schemas.microsoft.com/office/word/2010/wordprocessingGroup" xmlns:wpi="http://schemas.microsoft.com/office/word/2010/wordprocessingInk" xmlns:wps="http://schemas.microsoft.com/office/word/2010/wordprocessingShape" xmlns:o="urn:schemas-microsoft-com:office:office" xmlns:v="urn:schemas-microsoft-com:vml" xmlns:w10="urn:schemas-microsoft-com:office:word" xmlns:w="http://schemas.openxmlformats.org/wordprocessingml/2006/main" xmlns:w14="http://schemas.microsoft.com/office/word/2010/wordml" xmlns:w15="http://schemas.microsoft.com/office/word/2012/wordml" xmlns:w16cex="http://schemas.microsoft.com/office/word/2018/wordml/cex" xmlns:w16cid="http://schemas.microsoft.com/office/word/2016/wordml/cid" xmlns:w16="http://schemas.microsoft.com/office/word/2018/wordml" xmlns:w16sdtdh="http://schemas.microsoft.com/office/word/2020/wordml/sdtdatahash" xmlns:w16sdtfl="http://schemas.microsoft.com/office/word/2024/wordml/sdtformatlock" xmlns:w16se="http://schemas.microsoft.com/office/word/2015/wordml/symex" xmlns:w16du="http://schemas.microsoft.com/office/word/2023/wordml/word16du" xmlns:wne="http://schemas.microsoft.com/office/word/2006/wordml" mc:Ignorable="w14 w15 w16se w16cid w16 w16cex w16sdtdh w16sdtfl w16du wp14">
+<w:numbering xmlns:wpc="http://schemas.microsoft.com/office/word/2010/wordprocessingCanvas" xmlns:cx="http://schemas.microsoft.com/office/drawing/2014/chartex" xmlns:cx1="http://schemas.microsoft.com/office/drawing/2015/9/8/chartex" xmlns:cx2="http://schemas.microsoft.com/office/drawing/2015/10/21/chartex" xmlns:cx3="http://schemas.microsoft.com/office/drawing/2016/5/9/chartex" xmlns:cx4="http://schemas.microsoft.com/office/drawing/2016/5/10/chartex" xmlns:cx5="http://schemas.microsoft.com/office/drawing/2016/5/11/chartex" xmlns:cx6="http://schemas.microsoft.com/office/drawing/2016/5/12/chartex" xmlns:cx7="http://schemas.microsoft.com/office/drawing/2016/5/13/chartex" xmlns:cx8="http://schemas.microsoft.com/office/drawing/2016/5/14/chartex" xmlns:mc="http://schemas.openxmlformats.org/markup-compatibility/2006" xmlns:m="http://schemas.openxmlformats.org/officeDocument/2006/math" xmlns:aink="http://schemas.microsoft.com/office/drawing/2016/ink" xmlns:am3d="http://schemas.microsoft.com/office/drawing/2017/model3d" xmlns:oel="http://schemas.microsoft.com/office/2019/extlst" xmlns:r="http://schemas.openxmlformats.org/officeDocument/2006/relationships" xmlns:wp14="http://schemas.microsoft.com/office/word/2010/wordprocessingDrawing" xmlns:wp="http://schemas.openxmlformats.org/drawingml/2006/wordprocessingDrawing" xmlns:wpg="http://schemas.microsoft.com/office/word/2010/wordprocessingGroup" xmlns:wpi="http://schemas.microsoft.com/office/word/2010/wordprocessingInk" xmlns:wps="http://schemas.microsoft.com/office/word/2010/wordprocessingShape" xmlns:o="urn:schemas-microsoft-com:office:office" xmlns:v="urn:schemas-microsoft-com:vml" xmlns:w10="urn:schemas-microsoft-com:office:word" xmlns:w="http://schemas.openxmlformats.org/wordprocessingml/2006/main" xmlns:w14="http://schemas.microsoft.com/office/word/2010/wordml" xmlns:w15="http://schemas.microsoft.com/office/word/2012/wordml" xmlns:w16cei="http://schemas.microsoft.com/office/word/2026/wordml/cei" xmlns:w16cex="http://schemas.microsoft.com/office/word/2018/wordml/cex" xmlns:w16cid="http://schemas.microsoft.com/office/word/2016/wordml/cid" xmlns:w16="http://schemas.microsoft.com/office/word/2018/wordml" xmlns:w16sdtdh="http://schemas.microsoft.com/office/word/2020/wordml/sdtdatahash" xmlns:w16sdtfl="http://schemas.microsoft.com/office/word/2024/wordml/sdtformatlock" xmlns:w16se="http://schemas.microsoft.com/office/word/2015/wordml/symex" xmlns:w16du="http://schemas.microsoft.com/office/word/2023/wordml/word16du" xmlns:wne="http://schemas.microsoft.com/office/word/2006/wordml" mc:Ignorable="w14 w15 w16se w16cid w16 w16cex w16sdtdh w16sdtfl w16du wp14">
   <w:abstractNum w:abstractNumId="0" w15:restartNumberingAfterBreak="0">
     <w:nsid w:val="02536786"/>
     <w:multiLevelType w:val="multilevel"/>
@@ -12068,21 +12062,32 @@
     <w:name w:val="Author"/>
     <w:next w:val="BodyText"/>
     <w:qFormat/>
+    <w:rsid w:val="002B7A13"/>
     <w:pPr>
       <w:keepNext/>
       <w:keepLines/>
-      <w:jc w:val="center"/>
+      <w:jc w:val="left"/>
     </w:pPr>
+    <w:rPr>
+      <w:rFonts w:ascii="Arial" w:hAnsi="Arial"/>
+      <w:b/>
+      <w:sz w:val="21"/>
+    </w:rPr>
   </w:style>
   <w:style w:type="paragraph" w:styleId="Date">
     <w:name w:val="Date"/>
     <w:next w:val="BodyText"/>
     <w:qFormat/>
+    <w:rsid w:val="000B609B"/>
     <w:pPr>
       <w:keepNext/>
       <w:keepLines/>
-      <w:jc w:val="center"/>
+      <w:jc w:val="left"/>
     </w:pPr>
+    <w:rPr>
+      <w:rFonts w:ascii="Arial" w:hAnsi="Arial"/>
+      <w:sz w:val="20"/>
+    </w:rPr>
   </w:style>
   <w:style w:type="paragraph" w:customStyle="1" w:styleId="AbstractTitle">
     <w:name w:val="Abstract Title"/>
@@ -12328,10 +12333,13 @@
     <w:name w:val="caption"/>
     <w:basedOn w:val="Normal"/>
     <w:link w:val="CaptionChar"/>
+    <w:qFormat/>
+    <w:rsid w:val="002B7A13"/>
     <w:pPr>
       <w:spacing w:after="120"/>
     </w:pPr>
     <w:rPr>
+      <w:rFonts w:ascii="Arial" w:hAnsi="Arial"/>
       <w:i/>
     </w:rPr>
   </w:style>
@@ -12365,19 +12373,31 @@
     <w:name w:val="Caption Char"/>
     <w:basedOn w:val="DefaultParagraphFont"/>
     <w:link w:val="Caption"/>
+    <w:rsid w:val="002B7A13"/>
+    <w:rPr>
+      <w:rFonts w:ascii="Arial" w:hAnsi="Arial"/>
+      <w:i/>
+    </w:rPr>
   </w:style>
   <w:style w:type="character" w:customStyle="1" w:styleId="VerbatimChar">
     <w:name w:val="Verbatim Char"/>
-    <w:basedOn w:val="CaptionChar"/>
+    <w:basedOn w:val="DefaultParagraphFont"/>
     <w:link w:val="SourceCode"/>
     <w:rPr>
-      <w:rFonts w:ascii="Consolas" w:hAnsi="Consolas"/>
-      <w:sz w:val="22"/>
+      <w:rFonts w:ascii="Consolas" w:hAnsi="Consolas" w:cs="Consolas"/>
+      <w:i w:val="0"/>
+      <w:sz w:val="18"/>
+      <w:szCs w:val="18"/>
+      <w:shd w:val="clear" w:color="auto" w:fill="F8F8F8"/>
     </w:rPr>
   </w:style>
   <w:style w:type="character" w:customStyle="1" w:styleId="SectionNumber">
     <w:name w:val="Section Number"/>
     <w:basedOn w:val="CaptionChar"/>
+    <w:rPr>
+      <w:rFonts w:ascii="Arial" w:hAnsi="Arial"/>
+      <w:i/>
+    </w:rPr>
   </w:style>
   <w:style w:type="character" w:styleId="FootnoteReference">
     <w:name w:val="footnote reference"/>
@@ -12385,6 +12405,7 @@
     <w:rsid w:val="00242606"/>
     <w:rPr>
       <w:rFonts w:ascii="Arial" w:hAnsi="Arial"/>
+      <w:i/>
       <w:vertAlign w:val="superscript"/>
     </w:rPr>
   </w:style>
@@ -12393,6 +12414,8 @@
     <w:basedOn w:val="CaptionChar"/>
     <w:uiPriority w:val="99"/>
     <w:rPr>
+      <w:rFonts w:ascii="Arial" w:hAnsi="Arial"/>
+      <w:i/>
       <w:color w:val="156082" w:themeColor="accent1"/>
     </w:rPr>
   </w:style>
@@ -12412,10 +12435,21 @@
     <w:name w:val="Source Code"/>
     <w:basedOn w:val="Normal"/>
     <w:link w:val="VerbatimChar"/>
+    <w:qFormat/>
     <w:pPr>
+      <w:keepLines/>
       <w:shd w:val="clear" w:color="auto" w:fill="F8F8F8"/>
-      <w:wordWrap w:val="0"/>
+      <w:spacing w:before="0" w:after="0" w:line="240" w:lineRule="auto"/>
+      <w:contextualSpacing/>
+      <w:ind w:left="0" w:right="0" w:firstLine="0"/>
+      <w:jc w:val="left"/>
     </w:pPr>
+    <w:rPr>
+      <w:rFonts w:ascii="Consolas" w:hAnsi="Consolas" w:cs="Consolas"/>
+      <w:i w:val="0"/>
+      <w:sz w:val="18"/>
+      <w:szCs w:val="18"/>
+    </w:rPr>
   </w:style>
   <w:style w:type="character" w:customStyle="1" w:styleId="KeywordTok">
     <w:name w:val="KeywordTok"/>
@@ -12423,8 +12457,10 @@
     <w:rPr>
       <w:rFonts w:ascii="Consolas" w:hAnsi="Consolas"/>
       <w:b/>
+      <w:i w:val="0"/>
       <w:color w:val="204A87"/>
-      <w:sz w:val="22"/>
+      <w:sz w:val="18"/>
+      <w:szCs w:val="18"/>
       <w:shd w:val="clear" w:color="auto" w:fill="F8F8F8"/>
     </w:rPr>
   </w:style>
@@ -12433,8 +12469,10 @@
     <w:basedOn w:val="VerbatimChar"/>
     <w:rPr>
       <w:rFonts w:ascii="Consolas" w:hAnsi="Consolas"/>
+      <w:i w:val="0"/>
       <w:color w:val="204A87"/>
-      <w:sz w:val="22"/>
+      <w:sz w:val="18"/>
+      <w:szCs w:val="18"/>
       <w:shd w:val="clear" w:color="auto" w:fill="F8F8F8"/>
     </w:rPr>
   </w:style>
@@ -12443,8 +12481,10 @@
     <w:basedOn w:val="VerbatimChar"/>
     <w:rPr>
       <w:rFonts w:ascii="Consolas" w:hAnsi="Consolas"/>
+      <w:i w:val="0"/>
       <w:color w:val="0000CF"/>
-      <w:sz w:val="22"/>
+      <w:sz w:val="18"/>
+      <w:szCs w:val="18"/>
       <w:shd w:val="clear" w:color="auto" w:fill="F8F8F8"/>
     </w:rPr>
   </w:style>
@@ -12453,8 +12493,10 @@
     <w:basedOn w:val="VerbatimChar"/>
     <w:rPr>
       <w:rFonts w:ascii="Consolas" w:hAnsi="Consolas"/>
+      <w:i w:val="0"/>
       <w:color w:val="0000CF"/>
-      <w:sz w:val="22"/>
+      <w:sz w:val="18"/>
+      <w:szCs w:val="18"/>
       <w:shd w:val="clear" w:color="auto" w:fill="F8F8F8"/>
     </w:rPr>
   </w:style>
@@ -12463,8 +12505,10 @@
     <w:basedOn w:val="VerbatimChar"/>
     <w:rPr>
       <w:rFonts w:ascii="Consolas" w:hAnsi="Consolas"/>
+      <w:i w:val="0"/>
       <w:color w:val="0000CF"/>
-      <w:sz w:val="22"/>
+      <w:sz w:val="18"/>
+      <w:szCs w:val="18"/>
       <w:shd w:val="clear" w:color="auto" w:fill="F8F8F8"/>
     </w:rPr>
   </w:style>
@@ -12473,8 +12517,10 @@
     <w:basedOn w:val="VerbatimChar"/>
     <w:rPr>
       <w:rFonts w:ascii="Consolas" w:hAnsi="Consolas"/>
+      <w:i w:val="0"/>
       <w:color w:val="8F5902"/>
-      <w:sz w:val="22"/>
+      <w:sz w:val="18"/>
+      <w:szCs w:val="18"/>
       <w:shd w:val="clear" w:color="auto" w:fill="F8F8F8"/>
     </w:rPr>
   </w:style>
@@ -12483,8 +12529,10 @@
     <w:basedOn w:val="VerbatimChar"/>
     <w:rPr>
       <w:rFonts w:ascii="Consolas" w:hAnsi="Consolas"/>
+      <w:i w:val="0"/>
       <w:color w:val="4E9A06"/>
-      <w:sz w:val="22"/>
+      <w:sz w:val="18"/>
+      <w:szCs w:val="18"/>
       <w:shd w:val="clear" w:color="auto" w:fill="F8F8F8"/>
     </w:rPr>
   </w:style>
@@ -12494,8 +12542,10 @@
     <w:rPr>
       <w:rFonts w:ascii="Consolas" w:hAnsi="Consolas"/>
       <w:b/>
+      <w:i w:val="0"/>
       <w:color w:val="CE5C00"/>
-      <w:sz w:val="22"/>
+      <w:sz w:val="18"/>
+      <w:szCs w:val="18"/>
       <w:shd w:val="clear" w:color="auto" w:fill="F8F8F8"/>
     </w:rPr>
   </w:style>
@@ -12504,8 +12554,10 @@
     <w:basedOn w:val="VerbatimChar"/>
     <w:rPr>
       <w:rFonts w:ascii="Consolas" w:hAnsi="Consolas"/>
+      <w:i w:val="0"/>
       <w:color w:val="4E9A06"/>
-      <w:sz w:val="22"/>
+      <w:sz w:val="18"/>
+      <w:szCs w:val="18"/>
       <w:shd w:val="clear" w:color="auto" w:fill="F8F8F8"/>
     </w:rPr>
   </w:style>
@@ -12514,8 +12566,10 @@
     <w:basedOn w:val="VerbatimChar"/>
     <w:rPr>
       <w:rFonts w:ascii="Consolas" w:hAnsi="Consolas"/>
+      <w:i w:val="0"/>
       <w:color w:val="4E9A06"/>
-      <w:sz w:val="22"/>
+      <w:sz w:val="18"/>
+      <w:szCs w:val="18"/>
       <w:shd w:val="clear" w:color="auto" w:fill="F8F8F8"/>
     </w:rPr>
   </w:style>
@@ -12524,8 +12578,10 @@
     <w:basedOn w:val="VerbatimChar"/>
     <w:rPr>
       <w:rFonts w:ascii="Consolas" w:hAnsi="Consolas"/>
+      <w:i w:val="0"/>
       <w:color w:val="4E9A06"/>
-      <w:sz w:val="22"/>
+      <w:sz w:val="18"/>
+      <w:szCs w:val="18"/>
       <w:shd w:val="clear" w:color="auto" w:fill="F8F8F8"/>
     </w:rPr>
   </w:style>
@@ -12534,7 +12590,9 @@
     <w:basedOn w:val="VerbatimChar"/>
     <w:rPr>
       <w:rFonts w:ascii="Consolas" w:hAnsi="Consolas"/>
-      <w:sz w:val="22"/>
+      <w:i w:val="0"/>
+      <w:sz w:val="18"/>
+      <w:szCs w:val="18"/>
       <w:shd w:val="clear" w:color="auto" w:fill="F8F8F8"/>
     </w:rPr>
   </w:style>
@@ -12545,7 +12603,8 @@
       <w:rFonts w:ascii="Consolas" w:hAnsi="Consolas"/>
       <w:i/>
       <w:color w:val="8F5902"/>
-      <w:sz w:val="22"/>
+      <w:sz w:val="18"/>
+      <w:szCs w:val="18"/>
       <w:shd w:val="clear" w:color="auto" w:fill="F8F8F8"/>
     </w:rPr>
   </w:style>
@@ -12557,7 +12616,8 @@
       <w:b/>
       <w:i/>
       <w:color w:val="8F5902"/>
-      <w:sz w:val="22"/>
+      <w:sz w:val="18"/>
+      <w:szCs w:val="18"/>
       <w:shd w:val="clear" w:color="auto" w:fill="F8F8F8"/>
     </w:rPr>
   </w:style>
@@ -12569,7 +12629,8 @@
       <w:b/>
       <w:i/>
       <w:color w:val="8F5902"/>
-      <w:sz w:val="22"/>
+      <w:sz w:val="18"/>
+      <w:szCs w:val="18"/>
       <w:shd w:val="clear" w:color="auto" w:fill="F8F8F8"/>
     </w:rPr>
   </w:style>
@@ -12581,7 +12642,8 @@
       <w:b/>
       <w:i/>
       <w:color w:val="8F5902"/>
-      <w:sz w:val="22"/>
+      <w:sz w:val="18"/>
+      <w:szCs w:val="18"/>
       <w:shd w:val="clear" w:color="auto" w:fill="F8F8F8"/>
     </w:rPr>
   </w:style>
@@ -12590,8 +12652,10 @@
     <w:basedOn w:val="VerbatimChar"/>
     <w:rPr>
       <w:rFonts w:ascii="Consolas" w:hAnsi="Consolas"/>
+      <w:i w:val="0"/>
       <w:color w:val="8F5902"/>
-      <w:sz w:val="22"/>
+      <w:sz w:val="18"/>
+      <w:szCs w:val="18"/>
       <w:shd w:val="clear" w:color="auto" w:fill="F8F8F8"/>
     </w:rPr>
   </w:style>
@@ -12601,8 +12665,10 @@
     <w:rPr>
       <w:rFonts w:ascii="Consolas" w:hAnsi="Consolas"/>
       <w:b/>
+      <w:i w:val="0"/>
       <w:color w:val="204A87"/>
-      <w:sz w:val="22"/>
+      <w:sz w:val="18"/>
+      <w:szCs w:val="18"/>
       <w:shd w:val="clear" w:color="auto" w:fill="F8F8F8"/>
     </w:rPr>
   </w:style>
@@ -12611,8 +12677,10 @@
     <w:basedOn w:val="VerbatimChar"/>
     <w:rPr>
       <w:rFonts w:ascii="Consolas" w:hAnsi="Consolas"/>
+      <w:i w:val="0"/>
       <w:color w:val="000000"/>
-      <w:sz w:val="22"/>
+      <w:sz w:val="18"/>
+      <w:szCs w:val="18"/>
       <w:shd w:val="clear" w:color="auto" w:fill="F8F8F8"/>
     </w:rPr>
   </w:style>
@@ -12622,8 +12690,10 @@
     <w:rPr>
       <w:rFonts w:ascii="Consolas" w:hAnsi="Consolas"/>
       <w:b/>
+      <w:i w:val="0"/>
       <w:color w:val="204A87"/>
-      <w:sz w:val="22"/>
+      <w:sz w:val="18"/>
+      <w:szCs w:val="18"/>
       <w:shd w:val="clear" w:color="auto" w:fill="F8F8F8"/>
     </w:rPr>
   </w:style>
@@ -12633,8 +12703,10 @@
     <w:rPr>
       <w:rFonts w:ascii="Consolas" w:hAnsi="Consolas"/>
       <w:b/>
+      <w:i w:val="0"/>
       <w:color w:val="CE5C00"/>
-      <w:sz w:val="22"/>
+      <w:sz w:val="18"/>
+      <w:szCs w:val="18"/>
       <w:shd w:val="clear" w:color="auto" w:fill="F8F8F8"/>
     </w:rPr>
   </w:style>
@@ -12643,7 +12715,9 @@
     <w:basedOn w:val="VerbatimChar"/>
     <w:rPr>
       <w:rFonts w:ascii="Consolas" w:hAnsi="Consolas"/>
-      <w:sz w:val="22"/>
+      <w:i w:val="0"/>
+      <w:sz w:val="18"/>
+      <w:szCs w:val="18"/>
       <w:shd w:val="clear" w:color="auto" w:fill="F8F8F8"/>
     </w:rPr>
   </w:style>
@@ -12652,7 +12726,9 @@
     <w:basedOn w:val="VerbatimChar"/>
     <w:rPr>
       <w:rFonts w:ascii="Consolas" w:hAnsi="Consolas"/>
-      <w:sz w:val="22"/>
+      <w:i w:val="0"/>
+      <w:sz w:val="18"/>
+      <w:szCs w:val="18"/>
       <w:shd w:val="clear" w:color="auto" w:fill="F8F8F8"/>
     </w:rPr>
   </w:style>
@@ -12663,7 +12739,8 @@
       <w:rFonts w:ascii="Consolas" w:hAnsi="Consolas"/>
       <w:i/>
       <w:color w:val="8F5902"/>
-      <w:sz w:val="22"/>
+      <w:sz w:val="18"/>
+      <w:szCs w:val="18"/>
       <w:shd w:val="clear" w:color="auto" w:fill="F8F8F8"/>
     </w:rPr>
   </w:style>
@@ -12672,8 +12749,10 @@
     <w:basedOn w:val="VerbatimChar"/>
     <w:rPr>
       <w:rFonts w:ascii="Consolas" w:hAnsi="Consolas"/>
+      <w:i w:val="0"/>
       <w:color w:val="204A87"/>
-      <w:sz w:val="22"/>
+      <w:sz w:val="18"/>
+      <w:szCs w:val="18"/>
       <w:shd w:val="clear" w:color="auto" w:fill="F8F8F8"/>
     </w:rPr>
   </w:style>
@@ -12682,7 +12761,9 @@
     <w:basedOn w:val="VerbatimChar"/>
     <w:rPr>
       <w:rFonts w:ascii="Consolas" w:hAnsi="Consolas"/>
-      <w:sz w:val="22"/>
+      <w:i w:val="0"/>
+      <w:sz w:val="18"/>
+      <w:szCs w:val="18"/>
       <w:shd w:val="clear" w:color="auto" w:fill="F8F8F8"/>
     </w:rPr>
   </w:style>
@@ -12694,7 +12775,8 @@
       <w:b/>
       <w:i/>
       <w:color w:val="8F5902"/>
-      <w:sz w:val="22"/>
+      <w:sz w:val="18"/>
+      <w:szCs w:val="18"/>
       <w:shd w:val="clear" w:color="auto" w:fill="F8F8F8"/>
     </w:rPr>
   </w:style>
@@ -12706,7 +12788,8 @@
       <w:b/>
       <w:i/>
       <w:color w:val="8F5902"/>
-      <w:sz w:val="22"/>
+      <w:sz w:val="18"/>
+      <w:szCs w:val="18"/>
       <w:shd w:val="clear" w:color="auto" w:fill="F8F8F8"/>
     </w:rPr>
   </w:style>
@@ -12715,8 +12798,10 @@
     <w:basedOn w:val="VerbatimChar"/>
     <w:rPr>
       <w:rFonts w:ascii="Consolas" w:hAnsi="Consolas"/>
+      <w:i w:val="0"/>
       <w:color w:val="EF2929"/>
-      <w:sz w:val="22"/>
+      <w:sz w:val="18"/>
+      <w:szCs w:val="18"/>
       <w:shd w:val="clear" w:color="auto" w:fill="F8F8F8"/>
     </w:rPr>
   </w:style>
@@ -12726,8 +12811,10 @@
     <w:rPr>
       <w:rFonts w:ascii="Consolas" w:hAnsi="Consolas"/>
       <w:b/>
+      <w:i w:val="0"/>
       <w:color w:val="A40000"/>
-      <w:sz w:val="22"/>
+      <w:sz w:val="18"/>
+      <w:szCs w:val="18"/>
       <w:shd w:val="clear" w:color="auto" w:fill="F8F8F8"/>
     </w:rPr>
   </w:style>
@@ -12736,7 +12823,9 @@
     <w:basedOn w:val="VerbatimChar"/>
     <w:rPr>
       <w:rFonts w:ascii="Consolas" w:hAnsi="Consolas"/>
-      <w:sz w:val="22"/>
+      <w:i w:val="0"/>
+      <w:sz w:val="18"/>
+      <w:szCs w:val="18"/>
       <w:shd w:val="clear" w:color="auto" w:fill="F8F8F8"/>
     </w:rPr>
   </w:style>
@@ -13101,13 +13190,15 @@
     <w:basedOn w:val="DefaultParagraphFont"/>
     <w:uiPriority w:val="33"/>
     <w:qFormat/>
-    <w:rsid w:val="00144330"/>
+    <w:rsid w:val="002B7A13"/>
     <w:rPr>
+      <w:rFonts w:ascii="Arial" w:hAnsi="Arial"/>
       <w:b/>
       <w:bCs/>
       <w:i/>
       <w:iCs/>
       <w:spacing w:val="5"/>
+      <w:sz w:val="20"/>
     </w:rPr>
   </w:style>
 </w:styles>
